--- a/通风空调智能设计助手.docx
+++ b/通风空调智能设计助手.docx
@@ -14,26 +14,6 @@
           <w:rFonts w:hint="eastAsia"/>
         </w:rPr>
       </w:pPr>
-      <w:r>
-        <w:rPr>
-          <w:rFonts w:hint="eastAsia"/>
-          <w:lang w:val="en-US" w:eastAsia="zh-CN"/>
-        </w:rPr>
-        <w:t>右侧添加按钮，点击按钮由用户选择revit模型的站厅公共区空间，返回空间面积值</w:t>
-      </w:r>
-    </w:p>
-    <w:p>
-      <w:pPr>
-        <w:widowControl w:val="0"/>
-        <w:numPr>
-          <w:ilvl w:val="0"/>
-          <w:numId w:val="0"/>
-        </w:numPr>
-        <w:jc w:val="both"/>
-        <w:rPr>
-          <w:rFonts w:hint="eastAsia"/>
-        </w:rPr>
-      </w:pPr>
     </w:p>
     <w:p>
       <w:pPr>
@@ -185,8 +165,6 @@
         </w:rPr>
         <w:t>每个功能板块有一个独立的快捷操作按钮</w:t>
       </w:r>
-      <w:bookmarkStart w:id="0" w:name="_GoBack"/>
-      <w:bookmarkEnd w:id="0"/>
     </w:p>
     <w:p>
       <w:pPr>
@@ -549,7 +527,12 @@
         </w:numPr>
         <w:jc w:val="both"/>
         <w:rPr>
-          <w:rFonts w:hint="default"/>
+          <w:rFonts w:hint="eastAsia"/>
+        </w:rPr>
+      </w:pPr>
+      <w:r>
+        <w:rPr>
+          <w:rFonts w:hint="eastAsia"/>
           <w:color w:val="4874CB" w:themeColor="accent1"/>
           <w:lang w:val="en-US" w:eastAsia="zh-CN"/>
           <w14:textFill>
@@ -558,8 +541,24 @@
             </w14:solidFill>
           </w14:textFill>
         </w:rPr>
-      </w:pPr>
-      <w:r>
+        <w:t>D55为站厅层公共区面积m2，由模型空间获取信息：</w:t>
+      </w:r>
+      <w:r>
+        <w:rPr>
+          <w:rFonts w:hint="eastAsia"/>
+          <w:lang w:val="en-US" w:eastAsia="zh-CN"/>
+        </w:rPr>
+        <w:t>右侧添加按钮，点击按钮由用户选择revit模型的站厅公共区空间，返回空间面积值</w:t>
+      </w:r>
+    </w:p>
+    <w:p>
+      <w:pPr>
+        <w:widowControl w:val="0"/>
+        <w:numPr>
+          <w:ilvl w:val="0"/>
+          <w:numId w:val="0"/>
+        </w:numPr>
+        <w:jc w:val="both"/>
         <w:rPr>
           <w:rFonts w:hint="eastAsia"/>
           <w:color w:val="4874CB" w:themeColor="accent1"/>
@@ -570,17 +569,8 @@
             </w14:solidFill>
           </w14:textFill>
         </w:rPr>
-        <w:t>D55为站厅层公共区面积m2，由模型空间获取信息</w:t>
-      </w:r>
-    </w:p>
-    <w:p>
-      <w:pPr>
-        <w:widowControl w:val="0"/>
-        <w:numPr>
-          <w:ilvl w:val="0"/>
-          <w:numId w:val="0"/>
-        </w:numPr>
-        <w:jc w:val="both"/>
+      </w:pPr>
+      <w:r>
         <w:rPr>
           <w:rFonts w:hint="eastAsia"/>
           <w:color w:val="4874CB" w:themeColor="accent1"/>
@@ -591,8 +581,24 @@
             </w14:solidFill>
           </w14:textFill>
         </w:rPr>
-      </w:pPr>
-      <w:r>
+        <w:t>D56为站台层公共区面积m2，由模型空间获取信息：</w:t>
+      </w:r>
+      <w:r>
+        <w:rPr>
+          <w:rFonts w:hint="eastAsia"/>
+          <w:lang w:val="en-US" w:eastAsia="zh-CN"/>
+        </w:rPr>
+        <w:t>右侧添加按钮，点击按钮由用户选择revit模型的站厅公共区空间，返回空间面积值</w:t>
+      </w:r>
+    </w:p>
+    <w:p>
+      <w:pPr>
+        <w:widowControl w:val="0"/>
+        <w:numPr>
+          <w:ilvl w:val="0"/>
+          <w:numId w:val="0"/>
+        </w:numPr>
+        <w:jc w:val="both"/>
         <w:rPr>
           <w:rFonts w:hint="eastAsia"/>
           <w:color w:val="4874CB" w:themeColor="accent1"/>
@@ -603,17 +609,8 @@
             </w14:solidFill>
           </w14:textFill>
         </w:rPr>
-        <w:t>D56为站台层公共区面积m2，由模型空间获取信息</w:t>
-      </w:r>
-    </w:p>
-    <w:p>
-      <w:pPr>
-        <w:widowControl w:val="0"/>
-        <w:numPr>
-          <w:ilvl w:val="0"/>
-          <w:numId w:val="0"/>
-        </w:numPr>
-        <w:jc w:val="both"/>
+      </w:pPr>
+      <w:r>
         <w:rPr>
           <w:rFonts w:hint="eastAsia"/>
           <w:color w:val="4874CB" w:themeColor="accent1"/>
@@ -624,8 +621,24 @@
             </w14:solidFill>
           </w14:textFill>
         </w:rPr>
-      </w:pPr>
-      <w:r>
+        <w:t>C13为站厅公共区层高(m)，由模型空间获取信息：</w:t>
+      </w:r>
+      <w:r>
+        <w:rPr>
+          <w:rFonts w:hint="eastAsia"/>
+          <w:lang w:val="en-US" w:eastAsia="zh-CN"/>
+        </w:rPr>
+        <w:t>右侧添加按钮，点击按钮由用户选择revit模型的站厅公共区空间，返回空间层高值</w:t>
+      </w:r>
+    </w:p>
+    <w:p>
+      <w:pPr>
+        <w:widowControl w:val="0"/>
+        <w:numPr>
+          <w:ilvl w:val="0"/>
+          <w:numId w:val="0"/>
+        </w:numPr>
+        <w:jc w:val="both"/>
         <w:rPr>
           <w:rFonts w:hint="eastAsia"/>
           <w:color w:val="4874CB" w:themeColor="accent1"/>
@@ -636,17 +649,8 @@
             </w14:solidFill>
           </w14:textFill>
         </w:rPr>
-        <w:t>C13为站厅公共区层高(m)，由模型空间获取信息</w:t>
-      </w:r>
-    </w:p>
-    <w:p>
-      <w:pPr>
-        <w:widowControl w:val="0"/>
-        <w:numPr>
-          <w:ilvl w:val="0"/>
-          <w:numId w:val="0"/>
-        </w:numPr>
-        <w:jc w:val="both"/>
+      </w:pPr>
+      <w:r>
         <w:rPr>
           <w:rFonts w:hint="eastAsia"/>
           <w:color w:val="4874CB" w:themeColor="accent1"/>
@@ -657,8 +661,24 @@
             </w14:solidFill>
           </w14:textFill>
         </w:rPr>
-      </w:pPr>
-      <w:r>
+        <w:t>C14为站厅公共区长度(m)，由模型空间获取信息：</w:t>
+      </w:r>
+      <w:r>
+        <w:rPr>
+          <w:rFonts w:hint="eastAsia"/>
+          <w:lang w:val="en-US" w:eastAsia="zh-CN"/>
+        </w:rPr>
+        <w:t>右侧添加按钮，点击按钮由用户选择revit模型的站厅公共区空间，返回空间长度值</w:t>
+      </w:r>
+    </w:p>
+    <w:p>
+      <w:pPr>
+        <w:widowControl w:val="0"/>
+        <w:numPr>
+          <w:ilvl w:val="0"/>
+          <w:numId w:val="0"/>
+        </w:numPr>
+        <w:jc w:val="both"/>
         <w:rPr>
           <w:rFonts w:hint="eastAsia"/>
           <w:color w:val="4874CB" w:themeColor="accent1"/>
@@ -669,17 +689,8 @@
             </w14:solidFill>
           </w14:textFill>
         </w:rPr>
-        <w:t>C14为站厅公共区长度(m)，由模型空间获取信息</w:t>
-      </w:r>
-    </w:p>
-    <w:p>
-      <w:pPr>
-        <w:widowControl w:val="0"/>
-        <w:numPr>
-          <w:ilvl w:val="0"/>
-          <w:numId w:val="0"/>
-        </w:numPr>
-        <w:jc w:val="both"/>
+      </w:pPr>
+      <w:r>
         <w:rPr>
           <w:rFonts w:hint="eastAsia"/>
           <w:color w:val="4874CB" w:themeColor="accent1"/>
@@ -690,8 +701,17 @@
             </w14:solidFill>
           </w14:textFill>
         </w:rPr>
-      </w:pPr>
-      <w:r>
+        <w:t>A27为上行线（由南向北）上客量，必须由用户输入</w:t>
+      </w:r>
+    </w:p>
+    <w:p>
+      <w:pPr>
+        <w:widowControl w:val="0"/>
+        <w:numPr>
+          <w:ilvl w:val="0"/>
+          <w:numId w:val="0"/>
+        </w:numPr>
+        <w:jc w:val="both"/>
         <w:rPr>
           <w:rFonts w:hint="eastAsia"/>
           <w:color w:val="4874CB" w:themeColor="accent1"/>
@@ -702,17 +722,8 @@
             </w14:solidFill>
           </w14:textFill>
         </w:rPr>
-        <w:t>A27为上行线（由南向北）上客量，必须由用户输入</w:t>
-      </w:r>
-    </w:p>
-    <w:p>
-      <w:pPr>
-        <w:widowControl w:val="0"/>
-        <w:numPr>
-          <w:ilvl w:val="0"/>
-          <w:numId w:val="0"/>
-        </w:numPr>
-        <w:jc w:val="both"/>
+      </w:pPr>
+      <w:r>
         <w:rPr>
           <w:rFonts w:hint="eastAsia"/>
           <w:color w:val="4874CB" w:themeColor="accent1"/>
@@ -723,8 +734,17 @@
             </w14:solidFill>
           </w14:textFill>
         </w:rPr>
-      </w:pPr>
-      <w:r>
+        <w:t>C27为下行线（由北向南）上客量，必须由用户输入</w:t>
+      </w:r>
+    </w:p>
+    <w:p>
+      <w:pPr>
+        <w:widowControl w:val="0"/>
+        <w:numPr>
+          <w:ilvl w:val="0"/>
+          <w:numId w:val="0"/>
+        </w:numPr>
+        <w:jc w:val="both"/>
         <w:rPr>
           <w:rFonts w:hint="eastAsia"/>
           <w:color w:val="4874CB" w:themeColor="accent1"/>
@@ -735,17 +755,8 @@
             </w14:solidFill>
           </w14:textFill>
         </w:rPr>
-        <w:t>C27为下行线（由北向南）上客量，必须由用户输入</w:t>
-      </w:r>
-    </w:p>
-    <w:p>
-      <w:pPr>
-        <w:widowControl w:val="0"/>
-        <w:numPr>
-          <w:ilvl w:val="0"/>
-          <w:numId w:val="0"/>
-        </w:numPr>
-        <w:jc w:val="both"/>
+      </w:pPr>
+      <w:r>
         <w:rPr>
           <w:rFonts w:hint="eastAsia"/>
           <w:color w:val="4874CB" w:themeColor="accent1"/>
@@ -756,8 +767,17 @@
             </w14:solidFill>
           </w14:textFill>
         </w:rPr>
-      </w:pPr>
-      <w:r>
+        <w:t>B27为上行线（由南向北）下客量，必须由用户输入</w:t>
+      </w:r>
+    </w:p>
+    <w:p>
+      <w:pPr>
+        <w:widowControl w:val="0"/>
+        <w:numPr>
+          <w:ilvl w:val="0"/>
+          <w:numId w:val="0"/>
+        </w:numPr>
+        <w:jc w:val="both"/>
         <w:rPr>
           <w:rFonts w:hint="eastAsia"/>
           <w:color w:val="4874CB" w:themeColor="accent1"/>
@@ -768,17 +788,8 @@
             </w14:solidFill>
           </w14:textFill>
         </w:rPr>
-        <w:t>B27为上行线（由南向北）下客量，必须由用户输入</w:t>
-      </w:r>
-    </w:p>
-    <w:p>
-      <w:pPr>
-        <w:widowControl w:val="0"/>
-        <w:numPr>
-          <w:ilvl w:val="0"/>
-          <w:numId w:val="0"/>
-        </w:numPr>
-        <w:jc w:val="both"/>
+      </w:pPr>
+      <w:r>
         <w:rPr>
           <w:rFonts w:hint="eastAsia"/>
           <w:color w:val="4874CB" w:themeColor="accent1"/>
@@ -789,8 +800,17 @@
             </w14:solidFill>
           </w14:textFill>
         </w:rPr>
-      </w:pPr>
-      <w:r>
+        <w:t>D27为下行线（由北向南）下客量，必须由用户输入</w:t>
+      </w:r>
+    </w:p>
+    <w:p>
+      <w:pPr>
+        <w:widowControl w:val="0"/>
+        <w:numPr>
+          <w:ilvl w:val="0"/>
+          <w:numId w:val="0"/>
+        </w:numPr>
+        <w:jc w:val="both"/>
         <w:rPr>
           <w:rFonts w:hint="eastAsia"/>
           <w:color w:val="4874CB" w:themeColor="accent1"/>
@@ -801,17 +821,8 @@
             </w14:solidFill>
           </w14:textFill>
         </w:rPr>
-        <w:t>D27为下行线（由北向南）下客量，必须由用户输入</w:t>
-      </w:r>
-    </w:p>
-    <w:p>
-      <w:pPr>
-        <w:widowControl w:val="0"/>
-        <w:numPr>
-          <w:ilvl w:val="0"/>
-          <w:numId w:val="0"/>
-        </w:numPr>
-        <w:jc w:val="both"/>
+      </w:pPr>
+      <w:r>
         <w:rPr>
           <w:rFonts w:hint="eastAsia"/>
           <w:color w:val="4874CB" w:themeColor="accent1"/>
@@ -822,8 +833,17 @@
             </w14:solidFill>
           </w14:textFill>
         </w:rPr>
-      </w:pPr>
-      <w:r>
+        <w:t>E27为换乘客流上客量，必须由用户输入</w:t>
+      </w:r>
+    </w:p>
+    <w:p>
+      <w:pPr>
+        <w:widowControl w:val="0"/>
+        <w:numPr>
+          <w:ilvl w:val="0"/>
+          <w:numId w:val="0"/>
+        </w:numPr>
+        <w:jc w:val="both"/>
         <w:rPr>
           <w:rFonts w:hint="eastAsia"/>
           <w:color w:val="4874CB" w:themeColor="accent1"/>
@@ -834,17 +854,8 @@
             </w14:solidFill>
           </w14:textFill>
         </w:rPr>
-        <w:t>E27为换乘客流上客量，必须由用户输入</w:t>
-      </w:r>
-    </w:p>
-    <w:p>
-      <w:pPr>
-        <w:widowControl w:val="0"/>
-        <w:numPr>
-          <w:ilvl w:val="0"/>
-          <w:numId w:val="0"/>
-        </w:numPr>
-        <w:jc w:val="both"/>
+      </w:pPr>
+      <w:r>
         <w:rPr>
           <w:rFonts w:hint="eastAsia"/>
           <w:color w:val="4874CB" w:themeColor="accent1"/>
@@ -855,18 +866,6 @@
             </w14:solidFill>
           </w14:textFill>
         </w:rPr>
-      </w:pPr>
-      <w:r>
-        <w:rPr>
-          <w:rFonts w:hint="eastAsia"/>
-          <w:color w:val="4874CB" w:themeColor="accent1"/>
-          <w:lang w:val="en-US" w:eastAsia="zh-CN"/>
-          <w14:textFill>
-            <w14:solidFill>
-              <w14:schemeClr w14:val="accent1"/>
-            </w14:solidFill>
-          </w14:textFill>
-        </w:rPr>
         <w:t>F27为换乘客流下客量，必须由用户输入</w:t>
       </w:r>
     </w:p>
@@ -1895,33 +1894,6 @@
         <w:jc w:val="both"/>
         <w:rPr>
           <w:rFonts w:hint="eastAsia"/>
-          <w:lang w:val="en-US" w:eastAsia="zh-CN"/>
-        </w:rPr>
-      </w:pPr>
-    </w:p>
-    <w:p>
-      <w:pPr>
-        <w:widowControl w:val="0"/>
-        <w:numPr>
-          <w:ilvl w:val="0"/>
-          <w:numId w:val="0"/>
-        </w:numPr>
-        <w:jc w:val="both"/>
-        <w:rPr>
-          <w:rFonts w:hint="eastAsia"/>
-        </w:rPr>
-      </w:pPr>
-    </w:p>
-    <w:p>
-      <w:pPr>
-        <w:widowControl w:val="0"/>
-        <w:numPr>
-          <w:ilvl w:val="0"/>
-          <w:numId w:val="0"/>
-        </w:numPr>
-        <w:jc w:val="both"/>
-        <w:rPr>
-          <w:rFonts w:hint="eastAsia"/>
         </w:rPr>
       </w:pPr>
     </w:p>
@@ -2077,8 +2049,352 @@
           <w:rFonts w:hint="default"/>
           <w:lang w:val="en-US" w:eastAsia="zh-CN"/>
         </w:rPr>
-        <w:t>主要功能板块有：项目信息、负荷及通风计算、风系统水力计算、水系统水力计算、出图、AI问答</w:t>
-      </w:r>
+        <w:t>主要功能板块有：</w:t>
+      </w:r>
+    </w:p>
+    <w:p>
+      <w:pPr>
+        <w:widowControl w:val="0"/>
+        <w:numPr>
+          <w:ilvl w:val="0"/>
+          <w:numId w:val="0"/>
+        </w:numPr>
+        <w:jc w:val="both"/>
+        <w:rPr>
+          <w:rFonts w:hint="default"/>
+          <w:lang w:val="en-US" w:eastAsia="zh-CN"/>
+        </w:rPr>
+      </w:pPr>
+    </w:p>
+    <w:p>
+      <w:pPr>
+        <w:widowControl w:val="0"/>
+        <w:numPr>
+          <w:ilvl w:val="0"/>
+          <w:numId w:val="0"/>
+        </w:numPr>
+        <w:jc w:val="both"/>
+        <w:rPr>
+          <w:rFonts w:hint="eastAsia"/>
+          <w:lang w:val="en-US" w:eastAsia="zh-CN"/>
+        </w:rPr>
+      </w:pPr>
+      <w:r>
+        <w:rPr>
+          <w:rFonts w:ascii="Microsoft YaHei UI" w:hAnsi="Microsoft YaHei UI" w:eastAsia="Microsoft YaHei UI" w:cs="Microsoft YaHei UI"/>
+          <w:b/>
+          <w:bCs/>
+          <w:i w:val="0"/>
+          <w:iCs w:val="0"/>
+          <w:caps w:val="0"/>
+          <w:color w:val="005A9E"/>
+          <w:spacing w:val="0"/>
+          <w:sz w:val="18"/>
+          <w:szCs w:val="18"/>
+          <w:shd w:val="clear" w:fill="FFFDF0"/>
+        </w:rPr>
+        <w:t>Revit 2020 → Ribbon「HVACIDA」页</w:t>
+      </w:r>
+    </w:p>
+    <w:p>
+      <w:pPr>
+        <w:widowControl w:val="0"/>
+        <w:numPr>
+          <w:ilvl w:val="0"/>
+          <w:numId w:val="0"/>
+        </w:numPr>
+        <w:jc w:val="both"/>
+        <w:rPr>
+          <w:rFonts w:hint="default"/>
+          <w:lang w:val="en-US" w:eastAsia="zh-CN"/>
+        </w:rPr>
+      </w:pPr>
+      <w:r>
+        <w:rPr>
+          <w:rFonts w:hint="eastAsia"/>
+          <w:lang w:val="en-US" w:eastAsia="zh-CN"/>
+        </w:rPr>
+        <w:t>包含7个Ribbon Panel标题：</w:t>
+      </w:r>
+      <w:bookmarkStart w:id="0" w:name="_GoBack"/>
+      <w:r>
+        <w:rPr>
+          <w:rFonts w:hint="default"/>
+          <w:lang w:val="en-US" w:eastAsia="zh-CN"/>
+        </w:rPr>
+        <w:t>项目信息、</w:t>
+      </w:r>
+      <w:r>
+        <w:rPr>
+          <w:rFonts w:hint="eastAsia"/>
+          <w:lang w:val="en-US" w:eastAsia="zh-CN"/>
+        </w:rPr>
+        <w:t>大系统、小系统</w:t>
+      </w:r>
+      <w:r>
+        <w:rPr>
+          <w:rFonts w:hint="default"/>
+          <w:lang w:val="en-US" w:eastAsia="zh-CN"/>
+        </w:rPr>
+        <w:t>、水力计算、出图、AI问答</w:t>
+      </w:r>
+      <w:r>
+        <w:rPr>
+          <w:rFonts w:hint="eastAsia"/>
+          <w:lang w:val="en-US" w:eastAsia="zh-CN"/>
+        </w:rPr>
+        <w:t>、产品支持</w:t>
+      </w:r>
+      <w:bookmarkEnd w:id="0"/>
+    </w:p>
+    <w:p>
+      <w:pPr>
+        <w:widowControl w:val="0"/>
+        <w:numPr>
+          <w:ilvl w:val="0"/>
+          <w:numId w:val="0"/>
+        </w:numPr>
+        <w:jc w:val="both"/>
+        <w:rPr>
+          <w:rFonts w:hint="eastAsia"/>
+          <w:lang w:val="en-US" w:eastAsia="zh-CN"/>
+        </w:rPr>
+      </w:pPr>
+      <w:r>
+        <w:rPr>
+          <w:rFonts w:hint="default"/>
+          <w:lang w:val="en-US" w:eastAsia="zh-CN"/>
+        </w:rPr>
+        <w:t>项目信息</w:t>
+      </w:r>
+      <w:r>
+        <w:rPr>
+          <w:rFonts w:hint="eastAsia"/>
+          <w:lang w:val="en-US" w:eastAsia="zh-CN"/>
+        </w:rPr>
+        <w:t>包含2个PushButton：工程信息、气象参数</w:t>
+      </w:r>
+    </w:p>
+    <w:p>
+      <w:pPr>
+        <w:widowControl w:val="0"/>
+        <w:numPr>
+          <w:ilvl w:val="0"/>
+          <w:numId w:val="0"/>
+        </w:numPr>
+        <w:jc w:val="both"/>
+        <w:rPr>
+          <w:rFonts w:hint="eastAsia"/>
+          <w:lang w:val="en-US" w:eastAsia="zh-CN"/>
+        </w:rPr>
+      </w:pPr>
+      <w:r>
+        <w:rPr>
+          <w:rFonts w:hint="eastAsia"/>
+          <w:lang w:val="en-US" w:eastAsia="zh-CN"/>
+        </w:rPr>
+        <w:t>大系统包含4个PushButton：公共区参数、负荷计算、排烟计算、计算结果</w:t>
+      </w:r>
+    </w:p>
+    <w:p>
+      <w:pPr>
+        <w:widowControl w:val="0"/>
+        <w:numPr>
+          <w:ilvl w:val="0"/>
+          <w:numId w:val="0"/>
+        </w:numPr>
+        <w:jc w:val="both"/>
+        <w:rPr>
+          <w:rFonts w:hint="default" w:eastAsiaTheme="minorEastAsia"/>
+          <w:lang w:val="en-US" w:eastAsia="zh-CN"/>
+        </w:rPr>
+      </w:pPr>
+      <w:r>
+        <w:rPr>
+          <w:rFonts w:hint="eastAsia"/>
+          <w:lang w:val="en-US" w:eastAsia="zh-CN"/>
+        </w:rPr>
+        <w:t>小系统包含7个PushButton：</w:t>
+      </w:r>
+      <w:r>
+        <w:rPr>
+          <w:rFonts w:hint="eastAsia"/>
+        </w:rPr>
+        <w:t>全空气一次回风系统</w:t>
+      </w:r>
+      <w:r>
+        <w:rPr>
+          <w:rFonts w:hint="eastAsia"/>
+          <w:lang w:eastAsia="zh-CN"/>
+        </w:rPr>
+        <w:t>、</w:t>
+      </w:r>
+      <w:r>
+        <w:rPr>
+          <w:rFonts w:hint="eastAsia"/>
+        </w:rPr>
+        <w:t>多联机+新风系统</w:t>
+      </w:r>
+      <w:r>
+        <w:rPr>
+          <w:rFonts w:hint="eastAsia"/>
+          <w:lang w:eastAsia="zh-CN"/>
+        </w:rPr>
+        <w:t>、</w:t>
+      </w:r>
+      <w:r>
+        <w:rPr>
+          <w:rFonts w:hint="eastAsia"/>
+        </w:rPr>
+        <w:t>排风系统、送风排风排烟系统、加压送风系统、排烟系统</w:t>
+      </w:r>
+      <w:r>
+        <w:rPr>
+          <w:rFonts w:hint="eastAsia"/>
+          <w:lang w:eastAsia="zh-CN"/>
+        </w:rPr>
+        <w:t>、</w:t>
+      </w:r>
+      <w:r>
+        <w:rPr>
+          <w:rFonts w:hint="eastAsia"/>
+          <w:lang w:val="en-US" w:eastAsia="zh-CN"/>
+        </w:rPr>
+        <w:t>计算结果</w:t>
+      </w:r>
+    </w:p>
+    <w:p>
+      <w:pPr>
+        <w:widowControl w:val="0"/>
+        <w:numPr>
+          <w:ilvl w:val="0"/>
+          <w:numId w:val="0"/>
+        </w:numPr>
+        <w:jc w:val="both"/>
+        <w:rPr>
+          <w:rFonts w:hint="default"/>
+          <w:lang w:val="en-US" w:eastAsia="zh-CN"/>
+        </w:rPr>
+      </w:pPr>
+      <w:r>
+        <w:rPr>
+          <w:rFonts w:hint="default"/>
+          <w:lang w:val="en-US" w:eastAsia="zh-CN"/>
+        </w:rPr>
+        <w:t>水力计算</w:t>
+      </w:r>
+      <w:r>
+        <w:rPr>
+          <w:rFonts w:hint="eastAsia"/>
+          <w:lang w:val="en-US" w:eastAsia="zh-CN"/>
+        </w:rPr>
+        <w:t>包含3个PushButton：风系统、水系统、计算结果</w:t>
+      </w:r>
+    </w:p>
+    <w:p>
+      <w:pPr>
+        <w:widowControl w:val="0"/>
+        <w:numPr>
+          <w:ilvl w:val="0"/>
+          <w:numId w:val="0"/>
+        </w:numPr>
+        <w:jc w:val="both"/>
+        <w:rPr>
+          <w:rFonts w:hint="default"/>
+          <w:lang w:val="en-US" w:eastAsia="zh-CN"/>
+        </w:rPr>
+      </w:pPr>
+      <w:r>
+        <w:rPr>
+          <w:rFonts w:hint="eastAsia"/>
+          <w:lang w:val="en-US" w:eastAsia="zh-CN"/>
+        </w:rPr>
+        <w:t>出图包含2个PushButton：明细表、图框</w:t>
+      </w:r>
+    </w:p>
+    <w:p>
+      <w:pPr>
+        <w:widowControl w:val="0"/>
+        <w:numPr>
+          <w:ilvl w:val="0"/>
+          <w:numId w:val="0"/>
+        </w:numPr>
+        <w:jc w:val="both"/>
+        <w:rPr>
+          <w:rFonts w:hint="eastAsia"/>
+          <w:lang w:val="en-US" w:eastAsia="zh-CN"/>
+        </w:rPr>
+      </w:pPr>
+      <w:r>
+        <w:rPr>
+          <w:rFonts w:hint="eastAsia"/>
+          <w:lang w:val="en-US" w:eastAsia="zh-CN"/>
+        </w:rPr>
+        <w:t>AI问答包含2个PushButton：操作指南、规范知识库</w:t>
+      </w:r>
+    </w:p>
+    <w:p>
+      <w:pPr>
+        <w:widowControl w:val="0"/>
+        <w:numPr>
+          <w:ilvl w:val="0"/>
+          <w:numId w:val="0"/>
+        </w:numPr>
+        <w:jc w:val="both"/>
+        <w:rPr>
+          <w:rFonts w:hint="default"/>
+          <w:lang w:val="en-US" w:eastAsia="zh-CN"/>
+        </w:rPr>
+      </w:pPr>
+      <w:r>
+        <w:rPr>
+          <w:rFonts w:hint="eastAsia"/>
+          <w:lang w:val="en-US" w:eastAsia="zh-CN"/>
+        </w:rPr>
+        <w:t>产品支持包含2个PushButton：问题反馈、帮助</w:t>
+      </w:r>
+    </w:p>
+    <w:p>
+      <w:pPr>
+        <w:widowControl w:val="0"/>
+        <w:numPr>
+          <w:ilvl w:val="0"/>
+          <w:numId w:val="0"/>
+        </w:numPr>
+        <w:jc w:val="both"/>
+        <w:rPr>
+          <w:rFonts w:hint="default"/>
+          <w:lang w:val="en-US" w:eastAsia="zh-CN"/>
+        </w:rPr>
+      </w:pPr>
+    </w:p>
+    <w:p>
+      <w:pPr>
+        <w:widowControl w:val="0"/>
+        <w:numPr>
+          <w:ilvl w:val="0"/>
+          <w:numId w:val="0"/>
+        </w:numPr>
+        <w:jc w:val="both"/>
+        <w:rPr>
+          <w:rFonts w:hint="default"/>
+          <w:lang w:val="en-US" w:eastAsia="zh-CN"/>
+        </w:rPr>
+      </w:pPr>
+    </w:p>
+    <w:p>
+      <w:pPr>
+        <w:widowControl w:val="0"/>
+        <w:numPr>
+          <w:ilvl w:val="0"/>
+          <w:numId w:val="0"/>
+        </w:numPr>
+        <w:jc w:val="both"/>
+        <w:rPr>
+          <w:rFonts w:hint="default"/>
+          <w:lang w:val="en-US" w:eastAsia="zh-CN"/>
+        </w:rPr>
+      </w:pPr>
     </w:p>
     <w:sectPr>
       <w:pgSz w:w="11906" w:h="16838"/>
